--- a/reports/2_SRS_DocMindX_AI_EN.docx
+++ b/reports/2_SRS_DocMindX_AI_EN.docx
@@ -55,7 +55,7 @@
       <w:tr>
         <w:tc>
           <w:tcPr>
-            <w:tcW w:type="dxa" w:w="2160"/>
+            <w:tcW w:type="dxa" w:w="2016"/>
             <w:shd w:fill="F1F5F9"/>
           </w:tcPr>
           <w:p>
@@ -67,7 +67,7 @@
                 <w:rFonts w:ascii="Segoe UI" w:hAnsi="Segoe UI"/>
                 <w:b/>
                 <w:color w:val="0A2540"/>
-                <w:sz w:val="18"/>
+                <w:sz w:val="17"/>
               </w:rPr>
               <w:t>Project</w:t>
             </w:r>
@@ -75,7 +75,7 @@
         </w:tc>
         <w:tc>
           <w:tcPr>
-            <w:tcW w:type="dxa" w:w="2592"/>
+            <w:tcW w:type="dxa" w:w="3168"/>
             <w:shd w:fill="F8FAFC"/>
           </w:tcPr>
           <w:p>
@@ -86,15 +86,15 @@
               <w:rPr>
                 <w:rFonts w:ascii="Segoe UI" w:hAnsi="Segoe UI"/>
                 <w:color w:val="1E293B"/>
-                <w:sz w:val="18"/>
+                <w:sz w:val="17"/>
               </w:rPr>
-              <w:t>DocMindX AI v2.0</w:t>
+              <w:t>DocMindX AI v2.0 (Clinical Intelligence)</w:t>
             </w:r>
           </w:p>
         </w:tc>
         <w:tc>
           <w:tcPr>
-            <w:tcW w:type="dxa" w:w="2160"/>
+            <w:tcW w:type="dxa" w:w="1872"/>
             <w:shd w:fill="F1F5F9"/>
           </w:tcPr>
           <w:p>
@@ -106,15 +106,15 @@
                 <w:rFonts w:ascii="Segoe UI" w:hAnsi="Segoe UI"/>
                 <w:b/>
                 <w:color w:val="0A2540"/>
-                <w:sz w:val="18"/>
+                <w:sz w:val="17"/>
               </w:rPr>
-              <w:t>Author</w:t>
+              <w:t>Status</w:t>
             </w:r>
           </w:p>
         </w:tc>
         <w:tc>
           <w:tcPr>
-            <w:tcW w:type="dxa" w:w="2448"/>
+            <w:tcW w:type="dxa" w:w="2304"/>
             <w:shd w:fill="F8FAFC"/>
           </w:tcPr>
           <w:p>
@@ -125,9 +125,9 @@
               <w:rPr>
                 <w:rFonts w:ascii="Segoe UI" w:hAnsi="Segoe UI"/>
                 <w:color w:val="1E293B"/>
-                <w:sz w:val="18"/>
+                <w:sz w:val="17"/>
               </w:rPr>
-              <w:t>Daksh Vasani</w:t>
+              <w:t>Production Verified (97.58% Acc)</w:t>
             </w:r>
           </w:p>
         </w:tc>
@@ -135,7 +135,7 @@
       <w:tr>
         <w:tc>
           <w:tcPr>
-            <w:tcW w:type="dxa" w:w="2160"/>
+            <w:tcW w:type="dxa" w:w="2016"/>
             <w:shd w:fill="F1F5F9"/>
           </w:tcPr>
           <w:p>
@@ -147,15 +147,15 @@
                 <w:rFonts w:ascii="Segoe UI" w:hAnsi="Segoe UI"/>
                 <w:b/>
                 <w:color w:val="0A2540"/>
-                <w:sz w:val="18"/>
+                <w:sz w:val="17"/>
               </w:rPr>
-              <w:t>Track</w:t>
+              <w:t>Student Researchers</w:t>
             </w:r>
           </w:p>
         </w:tc>
         <w:tc>
           <w:tcPr>
-            <w:tcW w:type="dxa" w:w="2592"/>
+            <w:tcW w:type="dxa" w:w="3168"/>
             <w:shd w:fill="F8FAFC"/>
           </w:tcPr>
           <w:p>
@@ -166,15 +166,17 @@
               <w:rPr>
                 <w:rFonts w:ascii="Segoe UI" w:hAnsi="Segoe UI"/>
                 <w:color w:val="1E293B"/>
-                <w:sz w:val="18"/>
+                <w:sz w:val="17"/>
               </w:rPr>
-              <w:t>Smart Health &amp; Supply Chain</w:t>
+              <w:t>1. Aakash Shah   2. Alok Rana</w:t>
+              <w:br/>
+              <w:t>3. Vasani Daksh Vitthal bhai</w:t>
             </w:r>
           </w:p>
         </w:tc>
         <w:tc>
           <w:tcPr>
-            <w:tcW w:type="dxa" w:w="2160"/>
+            <w:tcW w:type="dxa" w:w="1872"/>
             <w:shd w:fill="F1F5F9"/>
           </w:tcPr>
           <w:p>
@@ -186,15 +188,15 @@
                 <w:rFonts w:ascii="Segoe UI" w:hAnsi="Segoe UI"/>
                 <w:b/>
                 <w:color w:val="0A2540"/>
-                <w:sz w:val="18"/>
+                <w:sz w:val="17"/>
               </w:rPr>
-              <w:t>Status</w:t>
+              <w:t>Affiliation</w:t>
             </w:r>
           </w:p>
         </w:tc>
         <w:tc>
           <w:tcPr>
-            <w:tcW w:type="dxa" w:w="2448"/>
+            <w:tcW w:type="dxa" w:w="2304"/>
             <w:shd w:fill="F8FAFC"/>
           </w:tcPr>
           <w:p>
@@ -205,9 +207,89 @@
               <w:rPr>
                 <w:rFonts w:ascii="Segoe UI" w:hAnsi="Segoe UI"/>
                 <w:color w:val="1E293B"/>
-                <w:sz w:val="18"/>
+                <w:sz w:val="17"/>
               </w:rPr>
-              <w:t>Production Ready / Verified</w:t>
+              <w:t>SOCCA (M.Sc. D.S.)</w:t>
+            </w:r>
+          </w:p>
+        </w:tc>
+      </w:tr>
+      <w:tr>
+        <w:tc>
+          <w:tcPr>
+            <w:tcW w:type="dxa" w:w="2016"/>
+            <w:shd w:fill="F1F5F9"/>
+          </w:tcPr>
+          <w:p>
+            <w:pPr>
+              <w:spacing w:before="40" w:after="40"/>
+            </w:pPr>
+            <w:r>
+              <w:rPr>
+                <w:rFonts w:ascii="Segoe UI" w:hAnsi="Segoe UI"/>
+                <w:b/>
+                <w:color w:val="0A2540"/>
+                <w:sz w:val="17"/>
+              </w:rPr>
+              <w:t>Project Mentor</w:t>
+            </w:r>
+          </w:p>
+        </w:tc>
+        <w:tc>
+          <w:tcPr>
+            <w:tcW w:type="dxa" w:w="3168"/>
+            <w:shd w:fill="F8FAFC"/>
+          </w:tcPr>
+          <w:p>
+            <w:pPr>
+              <w:spacing w:before="40" w:after="40"/>
+            </w:pPr>
+            <w:r>
+              <w:rPr>
+                <w:rFonts w:ascii="Segoe UI" w:hAnsi="Segoe UI"/>
+                <w:color w:val="1E293B"/>
+                <w:sz w:val="17"/>
+              </w:rPr>
+              <w:t>Mr. Ketan Nakum</w:t>
+            </w:r>
+          </w:p>
+        </w:tc>
+        <w:tc>
+          <w:tcPr>
+            <w:tcW w:type="dxa" w:w="1872"/>
+            <w:shd w:fill="F1F5F9"/>
+          </w:tcPr>
+          <w:p>
+            <w:pPr>
+              <w:spacing w:before="40" w:after="40"/>
+            </w:pPr>
+            <w:r>
+              <w:rPr>
+                <w:rFonts w:ascii="Segoe UI" w:hAnsi="Segoe UI"/>
+                <w:b/>
+                <w:color w:val="0A2540"/>
+                <w:sz w:val="17"/>
+              </w:rPr>
+              <w:t>Mentor Affiliation</w:t>
+            </w:r>
+          </w:p>
+        </w:tc>
+        <w:tc>
+          <w:tcPr>
+            <w:tcW w:type="dxa" w:w="2304"/>
+            <w:shd w:fill="F8FAFC"/>
+          </w:tcPr>
+          <w:p>
+            <w:pPr>
+              <w:spacing w:before="40" w:after="40"/>
+            </w:pPr>
+            <w:r>
+              <w:rPr>
+                <w:rFonts w:ascii="Segoe UI" w:hAnsi="Segoe UI"/>
+                <w:color w:val="1E293B"/>
+                <w:sz w:val="17"/>
+              </w:rPr>
+              <w:t>SOCCA (M.Sc. D.S.)</w:t>
             </w:r>
           </w:p>
         </w:tc>
@@ -215,7 +297,7 @@
     </w:tbl>
     <w:p>
       <w:pPr>
-        <w:spacing w:before="240" w:after="160"/>
+        <w:spacing w:before="200" w:after="160"/>
       </w:pPr>
     </w:p>
     <w:p>
@@ -958,7 +1040,7 @@
           <w:color w:val="0077B6"/>
           <w:sz w:val="25"/>
         </w:rPr>
-        <w:t>FR-01: Multilingual Indic NLP &amp; Negation Engine</w:t>
+        <w:t>FR-01: Multimodal Intake &amp; Indic Negation Engine</w:t>
       </w:r>
     </w:p>
     <w:p>
@@ -972,7 +1054,7 @@
           <w:color w:val="1E293B"/>
           <w:sz w:val="20"/>
         </w:rPr>
-        <w:t>The system SHALL accept free-text and audio input in English, Hindi, Gujarati, Marathi, Bengali, Telugu, and Tamil. The system SHALL execute phonetic transliteration and regular expression normalization against 'ai/disease_prediction/canonical_concepts.py'. The system SHALL strictly detect and filter negated clinical entities (e.g. 'no fever', 'mathu nathi dukhtu') from positive symptom vectors.</w:t>
+        <w:t>The system SHALL accept free-text, Whisper ASR audio, and clinical symptom photo uploads in English, Hindi, and Gujarati. The system SHALL execute phonetic transliteration and regular expression normalization against 'ai/disease_prediction/canonical_concepts.py'. The system SHALL strictly detect and filter negated clinical entities (e.g. 'no fever', 'mathu nathi dukhtu') from positive symptom vectors.</w:t>
       </w:r>
     </w:p>
     <w:p>
@@ -987,7 +1069,7 @@
           <w:color w:val="0077B6"/>
           <w:sz w:val="25"/>
         </w:rPr>
-        <w:t>FR-02: 280-Dimensional Clinical Feature Vectorization</w:t>
+        <w:t>FR-02: Demographic Intake &amp; 280-Dimensional Clinical Vectorization</w:t>
       </w:r>
     </w:p>
     <w:p>
@@ -1001,7 +1083,7 @@
           <w:color w:val="1E293B"/>
           <w:sz w:val="20"/>
         </w:rPr>
-        <w:t>The system SHALL map extracted canonical tokens into a fixed 280-dimensional binary feature vector. Any recognized symptom SHALL set the corresponding feature index to 1, while absent or denied symptoms SHALL remain 0.</w:t>
+        <w:t>The system SHALL capture patient demographics including Age, Biological Gender, State/Location, Height (cm), Weight (kg), and Blood Group (A+, A-, B+, B-, AB+, AB-, O+, O-, Unknown). Extracted canonical tokens SHALL be mapped into a fixed 280-dimensional binary feature vector.</w:t>
       </w:r>
     </w:p>
     <w:p>
@@ -1103,7 +1185,7 @@
           <w:color w:val="0077B6"/>
           <w:sz w:val="25"/>
         </w:rPr>
-        <w:t>FR-06: Multimodal Medical Vision &amp; Prescription OCR</w:t>
+        <w:t>FR-06: Panel 2: Multimodal Medical Report &amp; Prescription Scanner</w:t>
       </w:r>
     </w:p>
     <w:p>
@@ -1117,7 +1199,7 @@
           <w:color w:val="1E293B"/>
           <w:sz w:val="20"/>
         </w:rPr>
-        <w:t>The system SHALL process uploaded image files (PNG, JPG, WEBP) and PDF documents. The system SHALL invoke Google Gemini 2.5 Flash Vision (with local PyTesseract + OpenCV thresholding fallback) to extract drug names, dosages, frequencies, and cautionary guidelines.</w:t>
+        <w:t>The system SHALL process uploaded image files (PNG, JPG, WEBP) and PDF documents. The system SHALL invoke Google Gemini 2.5 Flash Vision (with local PyTesseract fallback) to extract lab values (CBC, LFT, Lipid, KFT), radiology, and prescriptions, presenting layman breakdowns, root causes, and actionable recommendations.</w:t>
       </w:r>
     </w:p>
     <w:p>
@@ -1190,7 +1272,7 @@
           <w:color w:val="0077B6"/>
           <w:sz w:val="25"/>
         </w:rPr>
-        <w:t>FR-09: ICMR-NIN Evidence-Based Nutrition &amp; Duration-Gated Care</w:t>
+        <w:t>FR-09: Tri-Pillar Holistic Care: Verified Meds, Diet, Yoga &amp; Etiology</w:t>
       </w:r>
     </w:p>
     <w:p>
@@ -1204,7 +1286,7 @@
           <w:color w:val="1E293B"/>
           <w:sz w:val="20"/>
         </w:rPr>
-        <w:t>The system SHALL generate dietary advice adhering to ICMR-NIN guidelines. If the reported symptom duration is acute (&lt;= 4 days), routine non-emergency diagnostics (e.g. Brain MRI, EEG, Lipid profile) SHALL be suppressed, prioritizing immediate exposure evaluations (rabies, tetanus, wound care).</w:t>
+        <w:t>The system SHALL generate an evidence-based recovery regimen comprising: (1) Verified OTC medications cross-checked with OpenFDA/DailyMed, (2) ICMR-NIN dietary guidance detailing 'Foods to Eat' and 'Foods to Avoid', (3) Disease-specific restorative yoga and physiotherapy asanas, and (4) Root cause/etiology explanation.</w:t>
       </w:r>
     </w:p>
     <w:p>
@@ -1219,7 +1301,7 @@
           <w:color w:val="0077B6"/>
           <w:sz w:val="25"/>
         </w:rPr>
-        <w:t>FR-10: Overpass QL &amp; Google Maps Real-Time Healthcare Geolocation</w:t>
+        <w:t>FR-10: Panel 3: Overpass QL &amp; 1–25 km Healthcare Radar</w:t>
       </w:r>
     </w:p>
     <w:p>
@@ -1233,7 +1315,7 @@
           <w:color w:val="1E293B"/>
           <w:sz w:val="20"/>
         </w:rPr>
-        <w:t>The system SHALL query the OpenStreetMap Overpass API and Google Maps Places API within a user-configurable radius (5 to 50 km). It SHALL return verified 24x7 emergency hospitals, ICUs, and trauma centers with turn-by-turn routing distances.</w:t>
+        <w:t>The system SHALL query the OpenStreetMap Overpass API within an interactive user-configurable radius of 1 to 25 km. It SHALL dynamically filter and return verified 24x7 emergency hospitals, clinics, 24x7 pharmacies/medical stores, blood banks, and diagnostic labs with turn-by-turn routing distances.</w:t>
       </w:r>
     </w:p>
     <w:p>
@@ -1364,7 +1446,7 @@
           <w:color w:val="0077B6"/>
           <w:sz w:val="25"/>
         </w:rPr>
-        <w:t>FR-15: User Authentication, Family Profiles &amp; Supabase RLS</w:t>
+        <w:t>FR-15: Panel 4: Health Records Vault, Family Profiles &amp; Auto-fill</w:t>
       </w:r>
     </w:p>
     <w:p>
@@ -1378,7 +1460,36 @@
           <w:color w:val="1E293B"/>
           <w:sz w:val="20"/>
         </w:rPr>
-        <w:t>The system SHALL provide email/password registration with Bcrypt hashing, SHA-256 hashed OTP verification, and multi-profile family management. In cloud environments, PostgreSQL Row-Level Security (RLS) SHALL enforce strict tenancy isolation.</w:t>
+        <w:t>The system SHALL provide multi-member family profile management. When a family member profile is selected, the system SHALL auto-fill their demographics (Age, Gender, State, Height, Weight, Blood Group) into triage intake fields. The vault SHALL store all past scans, prescriptions, and triage reports with PDF export.</w:t>
+      </w:r>
+    </w:p>
+    <w:p>
+      <w:pPr>
+        <w:keepNext/>
+        <w:spacing w:before="240" w:after="80"/>
+      </w:pPr>
+      <w:r>
+        <w:rPr>
+          <w:rFonts w:ascii="Segoe UI" w:hAnsi="Segoe UI"/>
+          <w:b/>
+          <w:color w:val="0077B6"/>
+          <w:sz w:val="25"/>
+        </w:rPr>
+        <w:t>FR-16: Role-Based Admin Access Control (Command Center Gating)</w:t>
+      </w:r>
+    </w:p>
+    <w:p>
+      <w:pPr>
+        <w:spacing w:before="0" w:after="80" w:line="276" w:lineRule="auto"/>
+      </w:pPr>
+      <w:r>
+        <w:rPr>
+          <w:rFonts w:ascii="Segoe UI" w:hAnsi="Segoe UI"/>
+          <w:i w:val="0"/>
+          <w:color w:val="1E293B"/>
+          <w:sz w:val="20"/>
+        </w:rPr>
+        <w:t>The system SHALL enforce strict role-based access control. The National Health Command Center, epidemic stress-testing, and inter-facility medicine redistribution modules SHALL be restricted exclusively to authenticated administrator users (is_admin=True).</w:t>
       </w:r>
     </w:p>
     <w:p>
@@ -3012,7 +3123,7 @@
         <w:color w:val="64748B"/>
         <w:sz w:val="16"/>
       </w:rPr>
-      <w:t>DocMindX AI Platform | Enterprise Clinical Health Intelligence | Confidential &amp; Proprietary</w:t>
+      <w:t>DocMindX AI Platform | SOCCA (M.Sc. D.S.) | Mentor: Mr. Ketan Nakum | Production Verified</w:t>
     </w:r>
   </w:p>
 </w:ftr>
